--- a/pr-296/cv_doc.docx
+++ b/pr-296/cv_doc.docx
@@ -87,7 +87,7 @@
       </w:r>
     </w:p>
     <w:bookmarkEnd w:id="23"/>
-    <w:bookmarkStart w:id="36" w:name="professional-experience"/>
+    <w:bookmarkStart w:id="33" w:name="professional-experience"/>
     <w:p>
       <w:pPr>
         <w:pStyle w:val="Heading2"/>
@@ -96,32 +96,32 @@
         <w:t xml:space="preserve">Professional Experience</w:t>
       </w:r>
     </w:p>
-    <w:bookmarkStart w:id="26" w:name="nda"/>
+    <w:bookmarkStart w:id="26" w:name="senior-data-scientist"/>
     <w:p>
       <w:pPr>
         <w:pStyle w:val="Heading3"/>
       </w:pPr>
       <w:r>
-        <w:t xml:space="preserve">NDA</w:t>
-      </w:r>
-    </w:p>
-    <w:bookmarkStart w:id="24" w:name="nda-1"/>
+        <w:t xml:space="preserve">Senior Data Scientist</w:t>
+      </w:r>
+    </w:p>
+    <w:bookmarkStart w:id="24" w:name="grail"/>
     <w:p>
       <w:pPr>
         <w:pStyle w:val="Heading4"/>
       </w:pPr>
       <w:r>
-        <w:t xml:space="preserve">NDA</w:t>
+        <w:t xml:space="preserve">GRAIL</w:t>
       </w:r>
     </w:p>
     <w:bookmarkEnd w:id="24"/>
-    <w:bookmarkStart w:id="25" w:name="na"/>
+    <w:bookmarkStart w:id="25" w:name="menlo-park-ca"/>
     <w:p>
       <w:pPr>
         <w:pStyle w:val="Heading4"/>
       </w:pPr>
       <w:r>
-        <w:t xml:space="preserve">N/A</w:t>
+        <w:t xml:space="preserve">Menlo Park, CA</w:t>
       </w:r>
     </w:p>
     <w:p>
@@ -129,7 +129,7 @@
         <w:pStyle w:val="FirstParagraph"/>
       </w:pPr>
       <w:r>
-        <w:t xml:space="preserve">September 2024 - August 2026</w:t>
+        <w:t xml:space="preserve">February 2021 - August 2024</w:t>
       </w:r>
     </w:p>
     <w:p>
@@ -141,37 +141,109 @@
         <w:pStyle w:val="Compact"/>
       </w:pPr>
       <w:r>
-        <w:t xml:space="preserve">Biotech R Programming Consultant</w:t>
+        <w:t xml:space="preserve">Authored and maintained multiple production R packages used company-wide for clinical trial analysis, validation, and reporting.</w:t>
+      </w:r>
+    </w:p>
+    <w:p>
+      <w:pPr>
+        <w:numPr>
+          <w:ilvl w:val="0"/>
+          <w:numId w:val="1001"/>
+        </w:numPr>
+        <w:pStyle w:val="Compact"/>
+      </w:pPr>
+      <w:r>
+        <w:t xml:space="preserve">Built automated R Markdown pipelines generating hundreds of Tables, Figures, and Listings (TFLs) to support trial accuracy assessments and regulatory reporting.</w:t>
+      </w:r>
+    </w:p>
+    <w:p>
+      <w:pPr>
+        <w:numPr>
+          <w:ilvl w:val="0"/>
+          <w:numId w:val="1001"/>
+        </w:numPr>
+        <w:pStyle w:val="Compact"/>
+      </w:pPr>
+      <w:r>
+        <w:t xml:space="preserve">Developed and documented derived variables under CDISC standards (SDTM, ADaM, CDASH) with Git/GitLab collaboration and AWS S3 data management.</w:t>
+      </w:r>
+    </w:p>
+    <w:p>
+      <w:pPr>
+        <w:numPr>
+          <w:ilvl w:val="0"/>
+          <w:numId w:val="1001"/>
+        </w:numPr>
+        <w:pStyle w:val="Compact"/>
+      </w:pPr>
+      <w:r>
+        <w:t xml:space="preserve">Created an R Shiny app to visualize cancer screening timelines and key events leading to diagnosis.</w:t>
+      </w:r>
+    </w:p>
+    <w:p>
+      <w:pPr>
+        <w:numPr>
+          <w:ilvl w:val="0"/>
+          <w:numId w:val="1001"/>
+        </w:numPr>
+        <w:pStyle w:val="Compact"/>
+      </w:pPr>
+      <w:r>
+        <w:t xml:space="preserve">Provided statistical programming support for data cleaning, database locks, SAP-driven analyses, and exploratory investigations.</w:t>
+      </w:r>
+    </w:p>
+    <w:p>
+      <w:pPr>
+        <w:numPr>
+          <w:ilvl w:val="0"/>
+          <w:numId w:val="1001"/>
+        </w:numPr>
+        <w:pStyle w:val="Compact"/>
+      </w:pPr>
+      <w:r>
+        <w:t xml:space="preserve">Partnered with biostatisticians to translate SAPs into analysis specifications and reusable code.</w:t>
+      </w:r>
+    </w:p>
+    <w:p>
+      <w:pPr>
+        <w:numPr>
+          <w:ilvl w:val="0"/>
+          <w:numId w:val="1001"/>
+        </w:numPr>
+        <w:pStyle w:val="Compact"/>
+      </w:pPr>
+      <w:r>
+        <w:t xml:space="preserve">Built reproducible pipelines with unit tests and a shared code library to ensure audit-ready, backward-compatible outputs.</w:t>
       </w:r>
     </w:p>
     <w:bookmarkEnd w:id="25"/>
     <w:bookmarkEnd w:id="26"/>
-    <w:bookmarkStart w:id="29" w:name="senior-data-scientist"/>
+    <w:bookmarkStart w:id="29" w:name="reporting-analyst"/>
     <w:p>
       <w:pPr>
         <w:pStyle w:val="Heading3"/>
       </w:pPr>
       <w:r>
-        <w:t xml:space="preserve">Senior Data Scientist</w:t>
-      </w:r>
-    </w:p>
-    <w:bookmarkStart w:id="27" w:name="grail"/>
+        <w:t xml:space="preserve">Reporting Analyst</w:t>
+      </w:r>
+    </w:p>
+    <w:bookmarkStart w:id="27" w:name="hour-home-care"/>
     <w:p>
       <w:pPr>
         <w:pStyle w:val="Heading4"/>
       </w:pPr>
       <w:r>
-        <w:t xml:space="preserve">GRAIL</w:t>
+        <w:t xml:space="preserve">24 Hour Home Care</w:t>
       </w:r>
     </w:p>
     <w:bookmarkEnd w:id="27"/>
-    <w:bookmarkStart w:id="28" w:name="menlo-park-ca"/>
+    <w:bookmarkStart w:id="28" w:name="el-segundo-ca"/>
     <w:p>
       <w:pPr>
         <w:pStyle w:val="Heading4"/>
       </w:pPr>
       <w:r>
-        <w:t xml:space="preserve">Menlo Park, CA</w:t>
+        <w:t xml:space="preserve">El Segundo, CA</w:t>
       </w:r>
     </w:p>
     <w:p>
@@ -179,7 +251,7 @@
         <w:pStyle w:val="FirstParagraph"/>
       </w:pPr>
       <w:r>
-        <w:t xml:space="preserve">February 2021 - August 2024</w:t>
+        <w:t xml:space="preserve">April 2020 - January 2021</w:t>
       </w:r>
     </w:p>
     <w:p>
@@ -191,7 +263,7 @@
         <w:pStyle w:val="Compact"/>
       </w:pPr>
       <w:r>
-        <w:t xml:space="preserve">Authored and maintained multiple production R packages used company-wide for clinical trial analysis, validation, and reporting.</w:t>
+        <w:t xml:space="preserve">Automated weekly accounts receivable aging report in R with HTML/CSS email delivery, saving ~5 hours per week.</w:t>
       </w:r>
     </w:p>
     <w:p>
@@ -203,7 +275,7 @@
         <w:pStyle w:val="Compact"/>
       </w:pPr>
       <w:r>
-        <w:t xml:space="preserve">Built automated R Markdown pipelines generating hundreds of Tables, Figures, and Listings (TFLs) to support trial accuracy assessments and regulatory reporting.</w:t>
+        <w:t xml:space="preserve">Built ad hoc dashboards and data visualizations to support leadership requests.</w:t>
       </w:r>
     </w:p>
     <w:p>
@@ -215,7 +287,7 @@
         <w:pStyle w:val="Compact"/>
       </w:pPr>
       <w:r>
-        <w:t xml:space="preserve">Developed and documented derived variables under CDISC standards (SDTM, ADaM, CDASH) with Git/GitLab collaboration and AWS S3 data management.</w:t>
+        <w:t xml:space="preserve">Served as analytics liaison across teams to align reporting needs and delivery.</w:t>
       </w:r>
     </w:p>
     <w:p>
@@ -227,73 +299,37 @@
         <w:pStyle w:val="Compact"/>
       </w:pPr>
       <w:r>
-        <w:t xml:space="preserve">Created an R Shiny app to visualize cancer screening timelines and key events leading to diagnosis.</w:t>
-      </w:r>
-    </w:p>
-    <w:p>
-      <w:pPr>
-        <w:numPr>
-          <w:ilvl w:val="0"/>
-          <w:numId w:val="1002"/>
-        </w:numPr>
-        <w:pStyle w:val="Compact"/>
-      </w:pPr>
-      <w:r>
-        <w:t xml:space="preserve">Provided statistical programming support for data cleaning, database locks, SAP-driven analyses, and exploratory investigations.</w:t>
-      </w:r>
-    </w:p>
-    <w:p>
-      <w:pPr>
-        <w:numPr>
-          <w:ilvl w:val="0"/>
-          <w:numId w:val="1002"/>
-        </w:numPr>
-        <w:pStyle w:val="Compact"/>
-      </w:pPr>
-      <w:r>
-        <w:t xml:space="preserve">Partnered with biostatisticians to translate SAPs into analysis specifications and reusable code.</w:t>
-      </w:r>
-    </w:p>
-    <w:p>
-      <w:pPr>
-        <w:numPr>
-          <w:ilvl w:val="0"/>
-          <w:numId w:val="1002"/>
-        </w:numPr>
-        <w:pStyle w:val="Compact"/>
-      </w:pPr>
-      <w:r>
-        <w:t xml:space="preserve">Built reproducible pipelines with unit tests and a shared code library to ensure audit-ready, backward-compatible outputs.</w:t>
+        <w:t xml:space="preserve">Automated batch invoice emails and Azure Web App exports, reducing manual effort across teams.</w:t>
       </w:r>
     </w:p>
     <w:bookmarkEnd w:id="28"/>
     <w:bookmarkEnd w:id="29"/>
-    <w:bookmarkStart w:id="32" w:name="reporting-analyst"/>
+    <w:bookmarkStart w:id="32" w:name="actuarial-analyst"/>
     <w:p>
       <w:pPr>
         <w:pStyle w:val="Heading3"/>
       </w:pPr>
       <w:r>
-        <w:t xml:space="preserve">Reporting Analyst</w:t>
-      </w:r>
-    </w:p>
-    <w:bookmarkStart w:id="30" w:name="hour-home-care"/>
+        <w:t xml:space="preserve">Actuarial Analyst</w:t>
+      </w:r>
+    </w:p>
+    <w:bookmarkStart w:id="30" w:name="hmsa"/>
     <w:p>
       <w:pPr>
         <w:pStyle w:val="Heading4"/>
       </w:pPr>
       <w:r>
-        <w:t xml:space="preserve">24 Hour Home Care</w:t>
+        <w:t xml:space="preserve">HMSA</w:t>
       </w:r>
     </w:p>
     <w:bookmarkEnd w:id="30"/>
-    <w:bookmarkStart w:id="31" w:name="el-segundo-ca"/>
+    <w:bookmarkStart w:id="31" w:name="honolulu-hi"/>
     <w:p>
       <w:pPr>
         <w:pStyle w:val="Heading4"/>
       </w:pPr>
       <w:r>
-        <w:t xml:space="preserve">El Segundo, CA</w:t>
+        <w:t xml:space="preserve">Honolulu, HI</w:t>
       </w:r>
     </w:p>
     <w:p>
@@ -301,7 +337,7 @@
         <w:pStyle w:val="FirstParagraph"/>
       </w:pPr>
       <w:r>
-        <w:t xml:space="preserve">April 2020 - January 2021</w:t>
+        <w:t xml:space="preserve">January 2019 - March 2020</w:t>
       </w:r>
     </w:p>
     <w:p>
@@ -313,7 +349,7 @@
         <w:pStyle w:val="Compact"/>
       </w:pPr>
       <w:r>
-        <w:t xml:space="preserve">Automated weekly accounts receivable aging report in R with HTML/CSS email delivery, saving ~5 hours per week.</w:t>
+        <w:t xml:space="preserve">Automated CRG band renewal in R, reducing runtime from 8 hours to under 1 minute.</w:t>
       </w:r>
     </w:p>
     <w:p>
@@ -325,7 +361,7 @@
         <w:pStyle w:val="Compact"/>
       </w:pPr>
       <w:r>
-        <w:t xml:space="preserve">Built ad hoc dashboards and data visualizations to support leadership requests.</w:t>
+        <w:t xml:space="preserve">Automated demographic and plan risk factor workflows and forecasting models with Excel/R integration.</w:t>
       </w:r>
     </w:p>
     <w:p>
@@ -337,7 +373,7 @@
         <w:pStyle w:val="Compact"/>
       </w:pPr>
       <w:r>
-        <w:t xml:space="preserve">Served as analytics liaison across teams to align reporting needs and delivery.</w:t>
+        <w:t xml:space="preserve">Automated CRG proposal and mental health parity processes; documented methods and led stakeholder walkthroughs.</w:t>
       </w:r>
     </w:p>
     <w:p>
@@ -349,37 +385,47 @@
         <w:pStyle w:val="Compact"/>
       </w:pPr>
       <w:r>
-        <w:t xml:space="preserve">Automated batch invoice emails and Azure Web App exports, reducing manual effort across teams.</w:t>
+        <w:t xml:space="preserve">Fit empirical distributions using KS tests and MLE for actuarial modeling.</w:t>
       </w:r>
     </w:p>
     <w:bookmarkEnd w:id="31"/>
     <w:bookmarkEnd w:id="32"/>
-    <w:bookmarkStart w:id="35" w:name="actuarial-analyst"/>
+    <w:bookmarkEnd w:id="33"/>
+    <w:bookmarkStart w:id="37" w:name="education"/>
+    <w:p>
+      <w:pPr>
+        <w:pStyle w:val="Heading2"/>
+      </w:pPr>
+      <w:r>
+        <w:t xml:space="preserve">Education</w:t>
+      </w:r>
+    </w:p>
+    <w:bookmarkStart w:id="36" w:name="bachelor-of-science"/>
     <w:p>
       <w:pPr>
         <w:pStyle w:val="Heading3"/>
       </w:pPr>
       <w:r>
-        <w:t xml:space="preserve">Actuarial Analyst</w:t>
-      </w:r>
-    </w:p>
-    <w:bookmarkStart w:id="33" w:name="hmsa"/>
+        <w:t xml:space="preserve">Bachelor of Science</w:t>
+      </w:r>
+    </w:p>
+    <w:bookmarkStart w:id="34" w:name="university-of-california-irvine"/>
     <w:p>
       <w:pPr>
         <w:pStyle w:val="Heading4"/>
       </w:pPr>
       <w:r>
-        <w:t xml:space="preserve">HMSA</w:t>
-      </w:r>
-    </w:p>
-    <w:bookmarkEnd w:id="33"/>
-    <w:bookmarkStart w:id="34" w:name="honolulu-hi"/>
+        <w:t xml:space="preserve">University of California, Irvine</w:t>
+      </w:r>
+    </w:p>
+    <w:bookmarkEnd w:id="34"/>
+    <w:bookmarkStart w:id="35" w:name="irvine-ca"/>
     <w:p>
       <w:pPr>
         <w:pStyle w:val="Heading4"/>
       </w:pPr>
       <w:r>
-        <w:t xml:space="preserve">Honolulu, HI</w:t>
+        <w:t xml:space="preserve">Irvine, CA</w:t>
       </w:r>
     </w:p>
     <w:p>
@@ -387,7 +433,7 @@
         <w:pStyle w:val="FirstParagraph"/>
       </w:pPr>
       <w:r>
-        <w:t xml:space="preserve">January 2019 - March 2020</w:t>
+        <w:t xml:space="preserve">2018</w:t>
       </w:r>
     </w:p>
     <w:p>
@@ -399,7 +445,7 @@
         <w:pStyle w:val="Compact"/>
       </w:pPr>
       <w:r>
-        <w:t xml:space="preserve">Automated CRG band renewal in R, reducing runtime from 8 hours to under 1 minute.</w:t>
+        <w:t xml:space="preserve">Major in Mathematics</w:t>
       </w:r>
     </w:p>
     <w:p>
@@ -411,126 +457,30 @@
         <w:pStyle w:val="Compact"/>
       </w:pPr>
       <w:r>
-        <w:t xml:space="preserve">Automated demographic and plan risk factor workflows and forecasting models with Excel/R integration.</w:t>
-      </w:r>
-    </w:p>
-    <w:p>
-      <w:pPr>
-        <w:numPr>
-          <w:ilvl w:val="0"/>
-          <w:numId w:val="1004"/>
-        </w:numPr>
-        <w:pStyle w:val="Compact"/>
-      </w:pPr>
-      <w:r>
-        <w:t xml:space="preserve">Automated CRG proposal and mental health parity processes; documented methods and led stakeholder walkthroughs.</w:t>
-      </w:r>
-    </w:p>
-    <w:p>
-      <w:pPr>
-        <w:numPr>
-          <w:ilvl w:val="0"/>
-          <w:numId w:val="1004"/>
-        </w:numPr>
-        <w:pStyle w:val="Compact"/>
-      </w:pPr>
-      <w:r>
-        <w:t xml:space="preserve">Fit empirical distributions using KS tests and MLE for actuarial modeling.</w:t>
-      </w:r>
-    </w:p>
-    <w:bookmarkEnd w:id="34"/>
+        <w:t xml:space="preserve">Minor in Statistics</w:t>
+      </w:r>
+    </w:p>
     <w:bookmarkEnd w:id="35"/>
     <w:bookmarkEnd w:id="36"/>
-    <w:bookmarkStart w:id="40" w:name="education"/>
+    <w:bookmarkEnd w:id="37"/>
+    <w:bookmarkStart w:id="41" w:name="awards"/>
     <w:p>
       <w:pPr>
         <w:pStyle w:val="Heading2"/>
       </w:pPr>
       <w:r>
-        <w:t xml:space="preserve">Education</w:t>
-      </w:r>
-    </w:p>
-    <w:bookmarkStart w:id="39" w:name="bachelor-of-science"/>
+        <w:t xml:space="preserve">Awards</w:t>
+      </w:r>
+    </w:p>
+    <w:bookmarkStart w:id="40" w:name="X2250b0ba64101f53b5fdfff6ab9a85e023ab2b4"/>
     <w:p>
       <w:pPr>
         <w:pStyle w:val="Heading3"/>
       </w:pPr>
       <w:r>
-        <w:t xml:space="preserve">Bachelor of Science</w:t>
-      </w:r>
-    </w:p>
-    <w:bookmarkStart w:id="37" w:name="university-of-california-irvine"/>
-    <w:p>
-      <w:pPr>
-        <w:pStyle w:val="Heading4"/>
-      </w:pPr>
-      <w:r>
-        <w:t xml:space="preserve">University of California, Irvine</w:t>
-      </w:r>
-    </w:p>
-    <w:bookmarkEnd w:id="37"/>
-    <w:bookmarkStart w:id="38" w:name="irvine-ca"/>
-    <w:p>
-      <w:pPr>
-        <w:pStyle w:val="Heading4"/>
-      </w:pPr>
-      <w:r>
-        <w:t xml:space="preserve">Irvine, CA</w:t>
-      </w:r>
-    </w:p>
-    <w:p>
-      <w:pPr>
-        <w:pStyle w:val="FirstParagraph"/>
-      </w:pPr>
-      <w:r>
-        <w:t xml:space="preserve">2018</w:t>
-      </w:r>
-    </w:p>
-    <w:p>
-      <w:pPr>
-        <w:numPr>
-          <w:ilvl w:val="0"/>
-          <w:numId w:val="1005"/>
-        </w:numPr>
-        <w:pStyle w:val="Compact"/>
-      </w:pPr>
-      <w:r>
-        <w:t xml:space="preserve">Major in Mathematics</w:t>
-      </w:r>
-    </w:p>
-    <w:p>
-      <w:pPr>
-        <w:numPr>
-          <w:ilvl w:val="0"/>
-          <w:numId w:val="1005"/>
-        </w:numPr>
-        <w:pStyle w:val="Compact"/>
-      </w:pPr>
-      <w:r>
-        <w:t xml:space="preserve">Minor in Statistics</w:t>
-      </w:r>
-    </w:p>
-    <w:bookmarkEnd w:id="38"/>
-    <w:bookmarkEnd w:id="39"/>
-    <w:bookmarkEnd w:id="40"/>
-    <w:bookmarkStart w:id="44" w:name="awards"/>
-    <w:p>
-      <w:pPr>
-        <w:pStyle w:val="Heading2"/>
-      </w:pPr>
-      <w:r>
-        <w:t xml:space="preserve">Awards</w:t>
-      </w:r>
-    </w:p>
-    <w:bookmarkStart w:id="43" w:name="X2250b0ba64101f53b5fdfff6ab9a85e023ab2b4"/>
-    <w:p>
-      <w:pPr>
-        <w:pStyle w:val="Heading3"/>
-      </w:pPr>
-      <w:r>
         <w:t xml:space="preserve">BAS UCLA Case Competition Finalist (</w:t>
       </w:r>
-      <w:hyperlink r:id="rId41">
+      <w:hyperlink r:id="rId38">
         <w:r>
           <w:rPr>
             <w:rStyle w:val="Hyperlink"/>
@@ -547,7 +497,7 @@
       <w:r>
         <w:t xml:space="preserve"> </w:t>
       </w:r>
-      <w:hyperlink r:id="rId42">
+      <w:hyperlink r:id="rId39">
         <w:r>
           <w:rPr>
             <w:rStyle w:val="Hyperlink"/>
@@ -559,29 +509,29 @@
         <w:t xml:space="preserve">)</w:t>
       </w:r>
     </w:p>
+    <w:bookmarkEnd w:id="40"/>
+    <w:bookmarkEnd w:id="41"/>
+    <w:bookmarkStart w:id="43" w:name="credentials"/>
+    <w:p>
+      <w:pPr>
+        <w:pStyle w:val="Heading2"/>
+      </w:pPr>
+      <w:r>
+        <w:t xml:space="preserve">Credentials</w:t>
+      </w:r>
+    </w:p>
+    <w:bookmarkStart w:id="42" w:name="passed-3-actuarial-exams-exam-p-fm-srm"/>
+    <w:p>
+      <w:pPr>
+        <w:pStyle w:val="Heading3"/>
+      </w:pPr>
+      <w:r>
+        <w:t xml:space="preserve">Passed 3 Actuarial Exams (Exam P, FM, SRM)</w:t>
+      </w:r>
+    </w:p>
+    <w:bookmarkEnd w:id="42"/>
     <w:bookmarkEnd w:id="43"/>
-    <w:bookmarkEnd w:id="44"/>
-    <w:bookmarkStart w:id="46" w:name="credentials"/>
-    <w:p>
-      <w:pPr>
-        <w:pStyle w:val="Heading2"/>
-      </w:pPr>
-      <w:r>
-        <w:t xml:space="preserve">Credentials</w:t>
-      </w:r>
-    </w:p>
-    <w:bookmarkStart w:id="45" w:name="passed-3-actuarial-exams-exam-p-fm-srm"/>
-    <w:p>
-      <w:pPr>
-        <w:pStyle w:val="Heading3"/>
-      </w:pPr>
-      <w:r>
-        <w:t xml:space="preserve">Passed 3 Actuarial Exams (Exam P, FM, SRM)</w:t>
-      </w:r>
-    </w:p>
-    <w:bookmarkEnd w:id="45"/>
-    <w:bookmarkEnd w:id="46"/>
-    <w:bookmarkStart w:id="47" w:name="skills"/>
+    <w:bookmarkStart w:id="44" w:name="skills"/>
     <w:p>
       <w:pPr>
         <w:pStyle w:val="Heading2"/>
@@ -594,7 +544,7 @@
       <w:pPr>
         <w:numPr>
           <w:ilvl w:val="0"/>
-          <w:numId w:val="1006"/>
+          <w:numId w:val="1005"/>
         </w:numPr>
       </w:pPr>
       <w:r>
@@ -605,7 +555,7 @@
       <w:pPr>
         <w:numPr>
           <w:ilvl w:val="0"/>
-          <w:numId w:val="1006"/>
+          <w:numId w:val="1005"/>
         </w:numPr>
       </w:pPr>
       <w:r>
@@ -616,7 +566,7 @@
       <w:pPr>
         <w:numPr>
           <w:ilvl w:val="0"/>
-          <w:numId w:val="1006"/>
+          <w:numId w:val="1005"/>
         </w:numPr>
       </w:pPr>
       <w:r>
@@ -627,7 +577,7 @@
       <w:pPr>
         <w:numPr>
           <w:ilvl w:val="0"/>
-          <w:numId w:val="1006"/>
+          <w:numId w:val="1005"/>
         </w:numPr>
       </w:pPr>
       <w:r>
@@ -638,14 +588,14 @@
       <w:pPr>
         <w:numPr>
           <w:ilvl w:val="0"/>
-          <w:numId w:val="1006"/>
+          <w:numId w:val="1005"/>
         </w:numPr>
       </w:pPr>
       <w:r>
         <w:t xml:space="preserve">Excel: Advanced formulas, automation, VBA</w:t>
       </w:r>
     </w:p>
-    <w:bookmarkEnd w:id="47"/>
+    <w:bookmarkEnd w:id="44"/>
     <w:sectPr>
       <w:pgSz w:h="15840" w:w="12240"/>
       <w:pgMar w:bottom="423" w:footer="720" w:gutter="0" w:header="720" w:left="1440" w:right="1440" w:top="1134"/>
@@ -2482,9 +2432,6 @@
     <w:abstractNumId w:val="991"/>
   </w:num>
   <w:num w:numId="1005">
-    <w:abstractNumId w:val="991"/>
-  </w:num>
-  <w:num w:numId="1006">
     <w:abstractNumId w:val="991"/>
   </w:num>
 </w:numbering>
